--- a/mps-nivel-c/oficial/04_registros/AASP_CNJ/VV-AASPCNJ01-001_Plano-de-VV.docx
+++ b/mps-nivel-c/oficial/04_registros/AASP_CNJ/VV-AASPCNJ01-001_Plano-de-VV.docx
@@ -1832,7 +1832,7 @@
           <w:i w:val="0"/>
           <w:sz w:val="22"/>
         </w:rPr>
-        <w:t>Os resultados de validação foram analisados por Raony e por Abraão Oliveira e comunicados nas reuniões de alinhamento. Indicadores de qualidade (estabilidade da fila, erros por instância) alimentam a Medição (ver MED-AASPCNJ01-001).</w:t>
+        <w:t>Os resultados de validação foram analisados por Raony Chagas e por Abraão Oliveira e comunicados nas reuniões de alinhamento. Indicadores de qualidade (estabilidade da fila, erros por instância) alimentam a Medição (ver MED-AASPCNJ01-001).</w:t>
       </w:r>
     </w:p>
     <w:p>

--- a/mps-nivel-c/oficial/04_registros/AASP_CNJ/VV-AASPCNJ01-001_Plano-de-VV.docx
+++ b/mps-nivel-c/oficial/04_registros/AASP_CNJ/VV-AASPCNJ01-001_Plano-de-VV.docx
@@ -1832,7 +1832,7 @@
           <w:i w:val="0"/>
           <w:sz w:val="22"/>
         </w:rPr>
-        <w:t>Os resultados de validação foram analisados por Raony Chagas e por Abraão Oliveira e comunicados nas reuniões de alinhamento. Indicadores de qualidade (estabilidade da fila, erros por instância) alimentam a Medição (ver MED-AASPCNJ01-001).</w:t>
+        <w:t>Os resultados de validação foram analisados por Raony Chagas e por Cezar Hiraki Velazquez e comunicados nas reuniões de alinhamento. Indicadores de qualidade (estabilidade da fila, erros por instância) alimentam a Medição (ver MED-AASPCNJ01-001).</w:t>
       </w:r>
     </w:p>
     <w:p>

--- a/mps-nivel-c/oficial/04_registros/AASP_CNJ/VV-AASPCNJ01-001_Plano-de-VV.docx
+++ b/mps-nivel-c/oficial/04_registros/AASP_CNJ/VV-AASPCNJ01-001_Plano-de-VV.docx
@@ -1832,7 +1832,7 @@
           <w:i w:val="0"/>
           <w:sz w:val="22"/>
         </w:rPr>
-        <w:t>Os resultados de validação foram analisados por Raony Chagas e por Cezar Hiraki Velazquez e comunicados nas reuniões de alinhamento. Indicadores de qualidade (estabilidade da fila, erros por instância) alimentam a Medição (ver MED-AASPCNJ01-001).</w:t>
+        <w:t>Os resultados de validação foram analisados por Raony Chagas e por Cézar Hiraki Velázquez e comunicados nas reuniões de alinhamento. Indicadores de qualidade (estabilidade da fila, erros por instância) alimentam a Medição (ver MED-AASPCNJ01-001).</w:t>
       </w:r>
     </w:p>
     <w:p>

--- a/mps-nivel-c/oficial/04_registros/AASP_CNJ/VV-AASPCNJ01-001_Plano-de-VV.docx
+++ b/mps-nivel-c/oficial/04_registros/AASP_CNJ/VV-AASPCNJ01-001_Plano-de-VV.docx
@@ -34,7 +34,7 @@
           <w:color w:val="555555"/>
           <w:sz w:val="20"/>
         </w:rPr>
-        <w:t>Code   ·   Versão Data   ·   11/06/2026   ·   Timeware Brasil</w:t>
+        <w:t>VV-AASPCNJ01-001   ·   Versão 1.0   ·   11/06/2026   ·   Timeware Brasil</w:t>
       </w:r>
     </w:p>
     <w:p>

--- a/mps-nivel-c/oficial/04_registros/AASP_CNJ/VV-AASPCNJ01-001_Plano-de-VV.docx
+++ b/mps-nivel-c/oficial/04_registros/AASP_CNJ/VV-AASPCNJ01-001_Plano-de-VV.docx
@@ -34,7 +34,7 @@
           <w:color w:val="555555"/>
           <w:sz w:val="20"/>
         </w:rPr>
-        <w:t>Code   ·   Versão Data   ·   11/06/2026   ·   Timeware Brasil</w:t>
+        <w:t>VV-AASPCNJ01-001   ·   Versão 1.0   ·   11/06/2026   ·   Timeware Brasil</w:t>
       </w:r>
     </w:p>
     <w:p>
@@ -1832,7 +1832,7 @@
           <w:i w:val="0"/>
           <w:sz w:val="22"/>
         </w:rPr>
-        <w:t>Os resultados de validação foram analisados por Raony Chagas e por Abraão Oliveira e comunicados nas reuniões de alinhamento. Indicadores de qualidade (estabilidade da fila, erros por instância) alimentam a Medição (ver MED-AASPCNJ01-001).</w:t>
+        <w:t>Os resultados de validação foram analisados por Raony Chagas e por Cézar Hiraki Velázquez e comunicados nas reuniões de alinhamento. Indicadores de qualidade (estabilidade da fila, erros por instância) alimentam a Medição (ver MED-AASPCNJ01-001).</w:t>
       </w:r>
     </w:p>
     <w:p>

--- a/mps-nivel-c/oficial/04_registros/AASP_CNJ/VV-AASPCNJ01-001_Plano-de-VV.docx
+++ b/mps-nivel-c/oficial/04_registros/AASP_CNJ/VV-AASPCNJ01-001_Plano-de-VV.docx
@@ -34,7 +34,7 @@
           <w:color w:val="555555"/>
           <w:sz w:val="20"/>
         </w:rPr>
-        <w:t>VV-AASPCNJ01-001   ·   Versão 1.0   ·   11/06/2026   ·   Timeware Brasil</w:t>
+        <w:t>VV-AASPCNJ01-001   ·   Versão 1.1   ·   17/06/2026   ·   Timeware Brasil</w:t>
       </w:r>
     </w:p>
     <w:p>
@@ -490,7 +490,7 @@
                 <w:i w:val="0"/>
                 <w:sz w:val="20"/>
               </w:rPr>
-              <w:t>Code review (PR) + testes de fluxo</w:t>
+              <w:t>Code review (MR) + testes de fluxo</w:t>
             </w:r>
           </w:p>
         </w:tc>
@@ -2823,6 +2823,48 @@
           </w:p>
         </w:tc>
       </w:tr>
+      <w:tr>
+        <w:tc>
+          <w:tcPr>
+            <w:tcW w:type="dxa" w:w="2225"/>
+          </w:tcPr>
+          <w:p>
+            <w:r>
+              <w:t>1.1</w:t>
+            </w:r>
+          </w:p>
+        </w:tc>
+        <w:tc>
+          <w:tcPr>
+            <w:tcW w:type="dxa" w:w="2225"/>
+          </w:tcPr>
+          <w:p>
+            <w:r>
+              <w:t>17/06/2026</w:t>
+            </w:r>
+          </w:p>
+        </w:tc>
+        <w:tc>
+          <w:tcPr>
+            <w:tcW w:type="dxa" w:w="2225"/>
+          </w:tcPr>
+          <w:p>
+            <w:r>
+              <w:t>Time de Melhoria Contínua</w:t>
+            </w:r>
+          </w:p>
+        </w:tc>
+        <w:tc>
+          <w:tcPr>
+            <w:tcW w:type="dxa" w:w="2225"/>
+          </w:tcPr>
+          <w:p>
+            <w:r>
+              <w:t>Terminologia de revisão alinhada ao GitLab (PR → Merge Request).</w:t>
+            </w:r>
+          </w:p>
+        </w:tc>
+      </w:tr>
     </w:tbl>
     <w:p>
       <w:pPr>

--- a/mps-nivel-c/oficial/04_registros/AASP_CNJ/VV-AASPCNJ01-001_Plano-de-VV.docx
+++ b/mps-nivel-c/oficial/04_registros/AASP_CNJ/VV-AASPCNJ01-001_Plano-de-VV.docx
@@ -2768,7 +2768,7 @@
                 <w:i w:val="0"/>
                 <w:sz w:val="20"/>
               </w:rPr>
-              <w:t>11/06/2026</w:t>
+              <w:t>01/10/2025</w:t>
             </w:r>
           </w:p>
         </w:tc>
@@ -2793,7 +2793,7 @@
                 <w:i w:val="0"/>
                 <w:sz w:val="20"/>
               </w:rPr>
-              <w:t>Time de Melhoria Contínua</w:t>
+              <w:t>Abraão Oliveira (Gerente de Projeto) e equipe de QA</w:t>
             </w:r>
           </w:p>
         </w:tc>
@@ -2818,7 +2818,7 @@
                 <w:i w:val="0"/>
                 <w:sz w:val="20"/>
               </w:rPr>
-              <w:t>Plano de V&amp;V consolidado a partir do Registro de Projeto AASP_CNJ v1.0 (08/06/2026).</w:t>
+              <w:t>Plano de Verificação e Validação inicial.</w:t>
             </w:r>
           </w:p>
         </w:tc>
@@ -2850,7 +2850,7 @@
           </w:tcPr>
           <w:p>
             <w:r>
-              <w:t>Time de Melhoria Contínua</w:t>
+              <w:t>Abraão Oliveira (Gerente de Projeto) e equipe de QA</w:t>
             </w:r>
           </w:p>
         </w:tc>

--- a/mps-nivel-c/oficial/04_registros/AASP_CNJ/VV-AASPCNJ01-001_Plano-de-VV.docx
+++ b/mps-nivel-c/oficial/04_registros/AASP_CNJ/VV-AASPCNJ01-001_Plano-de-VV.docx
@@ -282,7 +282,7 @@
                 <w:i w:val="0"/>
                 <w:sz w:val="20"/>
               </w:rPr>
-              <w:t>1.0</w:t>
+              <w:t>1.1</w:t>
             </w:r>
           </w:p>
         </w:tc>
@@ -338,7 +338,7 @@
                 <w:i w:val="0"/>
                 <w:sz w:val="20"/>
               </w:rPr>
-              <w:t>11/06/2026</w:t>
+              <w:t>17/06/2026</w:t>
             </w:r>
           </w:p>
         </w:tc>
@@ -877,7 +877,7 @@
           <w:i w:val="0"/>
           <w:sz w:val="22"/>
         </w:rPr>
-        <w:t>Ferramentas:</w:t>
+        <w:t>Ferramentas: coleções Postman (API CNJ); GitLab (issues) para controle das atividades de teste.</w:t>
       </w:r>
       <w:r>
         <w:rPr>
@@ -886,7 +886,6 @@
           <w:i w:val="0"/>
           <w:sz w:val="22"/>
         </w:rPr>
-        <w:t xml:space="preserve"> coleções Postman (API CNJ); ClickUp para controle das atividades de teste.</w:t>
       </w:r>
     </w:p>
     <w:p>
@@ -2768,7 +2767,7 @@
                 <w:i w:val="0"/>
                 <w:sz w:val="20"/>
               </w:rPr>
-              <w:t>11/06/2026</w:t>
+              <w:t>26/01/2026</w:t>
             </w:r>
           </w:p>
         </w:tc>
@@ -2793,7 +2792,7 @@
                 <w:i w:val="0"/>
                 <w:sz w:val="20"/>
               </w:rPr>
-              <w:t>Time de Melhoria Contínua</w:t>
+              <w:t>Equipe de Testes</w:t>
             </w:r>
           </w:p>
         </w:tc>
@@ -2850,7 +2849,7 @@
           </w:tcPr>
           <w:p>
             <w:r>
-              <w:t>Time de Melhoria Contínua</w:t>
+              <w:t>Equipe de Testes</w:t>
             </w:r>
           </w:p>
         </w:tc>

--- a/mps-nivel-c/oficial/04_registros/AASP_CNJ/VV-AASPCNJ01-001_Plano-de-VV.docx
+++ b/mps-nivel-c/oficial/04_registros/AASP_CNJ/VV-AASPCNJ01-001_Plano-de-VV.docx
@@ -2817,7 +2817,7 @@
                 <w:i w:val="0"/>
                 <w:sz w:val="20"/>
               </w:rPr>
-              <w:t>Plano de V&amp;V consolidado a partir do Registro de Projeto AASP_CNJ v1.0 (08/06/2026).</w:t>
+              <w:t>Plano de V&amp;V consolidado a partir do Registro de Projeto AASP_CNJ v1.0.</w:t>
             </w:r>
           </w:p>
         </w:tc>
